--- a/研究進捗報告/2026/612/研究進捗報告_柴崎陸_6月12日.docx
+++ b/研究進捗報告/2026/612/研究進捗報告_柴崎陸_6月12日.docx
@@ -223,47 +223,116 @@
           <w:rFonts w:ascii="メイリオ" w:eastAsia="メイリオ" w:hAnsi="メイリオ"/>
         </w:rPr>
       </w:pPr>
+      <w:r>
+        <w:rPr>
+          <w:rFonts w:ascii="メイリオ" w:eastAsia="メイリオ" w:hAnsi="メイリオ" w:hint="eastAsia"/>
+        </w:rPr>
+        <w:t>・先週発表したtransformerの説明性手法（CA-LIG）の引用数と周りの手法の引用数について調べる</w:t>
+      </w:r>
     </w:p>
     <w:p>
       <w:pPr>
         <w:snapToGrid w:val="0"/>
         <w:jc w:val="left"/>
         <w:rPr>
-          <w:rFonts w:ascii="メイリオ" w:eastAsia="メイリオ" w:hAnsi="メイリオ"/>
-          <w:b/>
-          <w:bCs/>
-        </w:rPr>
-      </w:pPr>
-      <w:r>
-        <w:rPr>
-          <w:rFonts w:ascii="メイリオ" w:eastAsia="メイリオ" w:hAnsi="メイリオ" w:hint="eastAsia"/>
-          <w:b/>
-        </w:rPr>
-        <w:t>【O】</w:t>
-      </w:r>
-      <w:r>
-        <w:rPr>
-          <w:rFonts w:ascii="メイリオ" w:eastAsia="メイリオ" w:hAnsi="メイリオ" w:hint="eastAsia"/>
-        </w:rPr>
-        <w:t>O</w:t>
-      </w:r>
-      <w:r>
-        <w:rPr>
-          <w:rFonts w:ascii="メイリオ" w:eastAsia="メイリオ" w:hAnsi="メイリオ" w:hint="eastAsia"/>
-        </w:rPr>
-        <w:t>bjective</w:t>
-      </w:r>
-      <w:r>
-        <w:rPr>
-          <w:rFonts w:ascii="メイリオ" w:eastAsia="メイリオ" w:hAnsi="メイリオ"/>
-        </w:rPr>
-        <w:t xml:space="preserve">: </w:t>
-      </w:r>
-      <w:r>
-        <w:rPr>
-          <w:rFonts w:ascii="メイリオ" w:eastAsia="メイリオ" w:hAnsi="メイリオ" w:hint="eastAsia"/>
-        </w:rPr>
-        <w:t>上記のSに係る客観的な情報．枠に収まり切らない場合は別添にて．</w:t>
+          <w:rFonts w:ascii="メイリオ" w:eastAsia="メイリオ" w:hAnsi="メイリオ" w:hint="eastAsia"/>
+        </w:rPr>
+      </w:pPr>
+      <w:r>
+        <w:rPr>
+          <w:rFonts w:ascii="メイリオ" w:eastAsia="メイリオ" w:hAnsi="メイリオ" w:hint="eastAsia"/>
+        </w:rPr>
+        <w:t>→実際，CA-LIG自体は今年の5月の論文で，引用数は非常に少なかった．しかし，CALIG内部で使用している手法</w:t>
+      </w:r>
+      <w:r>
+        <w:rPr>
+          <w:rFonts w:ascii="メイリオ" w:eastAsia="メイリオ" w:hAnsi="メイリオ" w:hint="eastAsia"/>
+        </w:rPr>
+        <w:t>はそれぞれ</w:t>
+      </w:r>
+      <w:r>
+        <w:rPr>
+          <w:rFonts w:ascii="メイリオ" w:eastAsia="メイリオ" w:hAnsi="メイリオ" w:hint="eastAsia"/>
+        </w:rPr>
+        <w:t>I</w:t>
+      </w:r>
+      <w:r>
+        <w:rPr>
+          <w:rFonts w:ascii="メイリオ" w:eastAsia="メイリオ" w:hAnsi="メイリオ"/>
+        </w:rPr>
+        <w:t>ntegrated Gradients</w:t>
+      </w:r>
+      <w:r>
+        <w:rPr>
+          <w:rFonts w:ascii="メイリオ" w:eastAsia="メイリオ" w:hAnsi="メイリオ" w:hint="eastAsia"/>
+        </w:rPr>
+        <w:t>：</w:t>
+      </w:r>
+      <w:r>
+        <w:rPr>
+          <w:rFonts w:ascii="メイリオ" w:eastAsia="メイリオ" w:hAnsi="メイリオ"/>
+        </w:rPr>
+        <w:t>数千〜1万</w:t>
+      </w:r>
+      <w:r>
+        <w:rPr>
+          <w:rFonts w:ascii="メイリオ" w:eastAsia="メイリオ" w:hAnsi="メイリオ" w:hint="eastAsia"/>
+        </w:rPr>
+        <w:t>，</w:t>
+      </w:r>
+      <w:r>
+        <w:rPr>
+          <w:rFonts w:ascii="メイリオ" w:eastAsia="メイリオ" w:hAnsi="メイリオ"/>
+        </w:rPr>
+        <w:t>Attention Rollout</w:t>
+      </w:r>
+      <w:r>
+        <w:rPr>
+          <w:rFonts w:ascii="メイリオ" w:eastAsia="メイリオ" w:hAnsi="メイリオ" w:hint="eastAsia"/>
+        </w:rPr>
+        <w:t>：</w:t>
+      </w:r>
+      <w:r>
+        <w:rPr>
+          <w:rFonts w:ascii="メイリオ" w:eastAsia="メイリオ" w:hAnsi="メイリオ"/>
+        </w:rPr>
+        <w:t>数百〜千件</w:t>
+      </w:r>
+      <w:r>
+        <w:rPr>
+          <w:rFonts w:ascii="メイリオ" w:eastAsia="メイリオ" w:hAnsi="メイリオ" w:hint="eastAsia"/>
+        </w:rPr>
+        <w:t>と一定の引用数はあった．引用数の観点ではCA-LIGよりもSHAPや</w:t>
+      </w:r>
+      <w:r>
+        <w:rPr>
+          <w:rFonts w:ascii="メイリオ" w:eastAsia="メイリオ" w:hAnsi="メイリオ" w:hint="eastAsia"/>
+        </w:rPr>
+        <w:t>I</w:t>
+      </w:r>
+      <w:r>
+        <w:rPr>
+          <w:rFonts w:ascii="メイリオ" w:eastAsia="メイリオ" w:hAnsi="メイリオ"/>
+        </w:rPr>
+        <w:t>ntegrated Gradients</w:t>
+      </w:r>
+      <w:r>
+        <w:rPr>
+          <w:rFonts w:ascii="メイリオ" w:eastAsia="メイリオ" w:hAnsi="メイリオ" w:hint="eastAsia"/>
+        </w:rPr>
+        <w:t>，</w:t>
+      </w:r>
+      <w:r>
+        <w:rPr>
+          <w:rFonts w:ascii="メイリオ" w:eastAsia="メイリオ" w:hAnsi="メイリオ"/>
+        </w:rPr>
+        <w:t>Attention Rollout</w:t>
+      </w:r>
+      <w:r>
+        <w:rPr>
+          <w:rFonts w:ascii="メイリオ" w:eastAsia="メイリオ" w:hAnsi="メイリオ" w:hint="eastAsia"/>
+        </w:rPr>
+        <w:t>の方が良さそう？</w:t>
       </w:r>
     </w:p>
     <w:p>
@@ -272,22 +341,13 @@
         <w:jc w:val="left"/>
         <w:rPr>
           <w:rFonts w:ascii="メイリオ" w:eastAsia="メイリオ" w:hAnsi="メイリオ"/>
-          <w:b/>
-        </w:rPr>
-      </w:pPr>
-      <w:r>
-        <w:rPr>
-          <w:rFonts w:ascii="メイリオ" w:eastAsia="メイリオ" w:hAnsi="メイリオ" w:hint="eastAsia"/>
-          <w:b/>
-        </w:rPr>
-        <w:t>・</w:t>
-      </w:r>
-      <w:r>
-        <w:rPr>
-          <w:rFonts w:ascii="メイリオ" w:eastAsia="メイリオ" w:hAnsi="メイリオ" w:hint="eastAsia"/>
-          <w:b/>
-        </w:rPr>
-        <w:t>上記項目以外取り組めなかったため無し</w:t>
+        </w:rPr>
+      </w:pPr>
+      <w:r>
+        <w:rPr>
+          <w:rFonts w:ascii="メイリオ" w:eastAsia="メイリオ" w:hAnsi="メイリオ" w:hint="eastAsia"/>
+        </w:rPr>
+        <w:t>・研究計画について</w:t>
       </w:r>
     </w:p>
     <w:p>
@@ -295,70 +355,14 @@
         <w:snapToGrid w:val="0"/>
         <w:jc w:val="left"/>
         <w:rPr>
-          <w:rFonts w:ascii="メイリオ" w:eastAsia="メイリオ" w:hAnsi="メイリオ"/>
-          <w:b/>
-        </w:rPr>
-      </w:pPr>
-      <w:r>
-        <w:rPr>
-          <w:rFonts w:ascii="メイリオ" w:eastAsia="メイリオ" w:hAnsi="メイリオ" w:hint="eastAsia"/>
-          <w:b/>
-        </w:rPr>
-        <w:t>【A】</w:t>
-      </w:r>
-      <w:r>
-        <w:rPr>
-          <w:rFonts w:ascii="メイリオ" w:eastAsia="メイリオ" w:hAnsi="メイリオ" w:hint="eastAsia"/>
-        </w:rPr>
-        <w:t>Asses</w:t>
-      </w:r>
-      <w:r>
-        <w:rPr>
-          <w:rFonts w:ascii="メイリオ" w:eastAsia="メイリオ" w:hAnsi="メイリオ"/>
-        </w:rPr>
-        <w:t>s</w:t>
-      </w:r>
-      <w:r>
-        <w:rPr>
-          <w:rFonts w:ascii="メイリオ" w:eastAsia="メイリオ" w:hAnsi="メイリオ" w:hint="eastAsia"/>
-        </w:rPr>
-        <w:t>ment</w:t>
-      </w:r>
-      <w:r>
-        <w:rPr>
-          <w:rFonts w:ascii="メイリオ" w:eastAsia="メイリオ" w:hAnsi="メイリオ"/>
-        </w:rPr>
-        <w:t xml:space="preserve">: </w:t>
-      </w:r>
-      <w:r>
-        <w:rPr>
-          <w:rFonts w:ascii="メイリオ" w:eastAsia="メイリオ" w:hAnsi="メイリオ" w:hint="eastAsia"/>
-        </w:rPr>
-        <w:t>OとSの内容に基づき，分析や解釈を行った評価．</w:t>
-      </w:r>
-      <w:r>
-        <w:rPr>
-          <w:rFonts w:ascii="メイリオ" w:eastAsia="メイリオ" w:hAnsi="メイリオ" w:hint="eastAsia"/>
-        </w:rPr>
-        <w:t>行った評価</w:t>
-      </w:r>
-      <w:r>
-        <w:rPr>
-          <w:rFonts w:ascii="メイリオ" w:eastAsia="メイリオ" w:hAnsi="メイリオ" w:hint="eastAsia"/>
-        </w:rPr>
-        <w:t>に基づいた</w:t>
-      </w:r>
-      <w:r>
-        <w:rPr>
-          <w:rFonts w:ascii="メイリオ" w:eastAsia="メイリオ" w:hAnsi="メイリオ" w:hint="eastAsia"/>
-        </w:rPr>
-        <w:t>課題の整理</w:t>
-      </w:r>
-      <w:r>
-        <w:rPr>
-          <w:rFonts w:ascii="メイリオ" w:eastAsia="メイリオ" w:hAnsi="メイリオ" w:hint="eastAsia"/>
-        </w:rPr>
-        <w:t>．</w:t>
+          <w:rFonts w:ascii="メイリオ" w:eastAsia="メイリオ" w:hAnsi="メイリオ" w:hint="eastAsia"/>
+        </w:rPr>
+      </w:pPr>
+      <w:r>
+        <w:rPr>
+          <w:rFonts w:ascii="メイリオ" w:eastAsia="メイリオ" w:hAnsi="メイリオ" w:hint="eastAsia"/>
+        </w:rPr>
+        <w:t>→以前添付した研究計画の考え方の見直し</w:t>
       </w:r>
     </w:p>
     <w:p>
@@ -368,21 +372,39 @@
         <w:rPr>
           <w:rFonts w:ascii="メイリオ" w:eastAsia="メイリオ" w:hAnsi="メイリオ"/>
           <w:b/>
-        </w:rPr>
-      </w:pPr>
-      <w:r>
-        <w:rPr>
-          <w:rFonts w:ascii="メイリオ" w:eastAsia="メイリオ" w:hAnsi="メイリオ" w:hint="eastAsia"/>
-          <w:b/>
-        </w:rPr>
-        <w:t>・</w:t>
-      </w:r>
-      <w:r>
-        <w:rPr>
-          <w:rFonts w:ascii="メイリオ" w:eastAsia="メイリオ" w:hAnsi="メイリオ" w:hint="eastAsia"/>
-          <w:b/>
-        </w:rPr>
-        <w:t>上記項目以外取り組めなかったため無し</w:t>
+          <w:bCs/>
+        </w:rPr>
+      </w:pPr>
+      <w:r>
+        <w:rPr>
+          <w:rFonts w:ascii="メイリオ" w:eastAsia="メイリオ" w:hAnsi="メイリオ" w:hint="eastAsia"/>
+          <w:b/>
+        </w:rPr>
+        <w:t>【O】</w:t>
+      </w:r>
+      <w:r>
+        <w:rPr>
+          <w:rFonts w:ascii="メイリオ" w:eastAsia="メイリオ" w:hAnsi="メイリオ" w:hint="eastAsia"/>
+        </w:rPr>
+        <w:t>O</w:t>
+      </w:r>
+      <w:r>
+        <w:rPr>
+          <w:rFonts w:ascii="メイリオ" w:eastAsia="メイリオ" w:hAnsi="メイリオ" w:hint="eastAsia"/>
+        </w:rPr>
+        <w:t>bjective</w:t>
+      </w:r>
+      <w:r>
+        <w:rPr>
+          <w:rFonts w:ascii="メイリオ" w:eastAsia="メイリオ" w:hAnsi="メイリオ"/>
+        </w:rPr>
+        <w:t xml:space="preserve">: </w:t>
+      </w:r>
+      <w:r>
+        <w:rPr>
+          <w:rFonts w:ascii="メイリオ" w:eastAsia="メイリオ" w:hAnsi="メイリオ" w:hint="eastAsia"/>
+        </w:rPr>
+        <w:t>上記のSに係る客観的な情報．枠に収まり切らない場合は別添にて．</w:t>
       </w:r>
     </w:p>
     <w:p>
@@ -391,50 +413,22 @@
         <w:jc w:val="left"/>
         <w:rPr>
           <w:rFonts w:ascii="メイリオ" w:eastAsia="メイリオ" w:hAnsi="メイリオ"/>
-        </w:rPr>
-      </w:pPr>
-      <w:r>
-        <w:rPr>
-          <w:rFonts w:ascii="メイリオ" w:eastAsia="メイリオ" w:hAnsi="メイリオ" w:hint="eastAsia"/>
-          <w:b/>
-        </w:rPr>
-        <w:t>【P】</w:t>
-      </w:r>
-      <w:r>
-        <w:rPr>
-          <w:rFonts w:ascii="メイリオ" w:eastAsia="メイリオ" w:hAnsi="メイリオ" w:hint="eastAsia"/>
-        </w:rPr>
-        <w:t>P</w:t>
-      </w:r>
-      <w:r>
-        <w:rPr>
-          <w:rFonts w:ascii="メイリオ" w:eastAsia="メイリオ" w:hAnsi="メイリオ"/>
-        </w:rPr>
-        <w:t>lan</w:t>
-      </w:r>
-      <w:r>
-        <w:rPr>
-          <w:rFonts w:ascii="メイリオ" w:eastAsia="メイリオ" w:hAnsi="メイリオ"/>
-        </w:rPr>
-        <w:t>:</w:t>
-      </w:r>
-      <w:r>
-        <w:rPr>
-          <w:rFonts w:ascii="メイリオ" w:eastAsia="メイリオ" w:hAnsi="メイリオ" w:hint="eastAsia"/>
-        </w:rPr>
-        <w:t xml:space="preserve"> </w:t>
-      </w:r>
-      <w:r>
-        <w:rPr>
-          <w:rFonts w:ascii="メイリオ" w:eastAsia="メイリオ" w:hAnsi="メイリオ" w:hint="eastAsia"/>
-        </w:rPr>
-        <w:t>整理した課題に対する短期目標．</w:t>
-      </w:r>
-      <w:r>
-        <w:rPr>
-          <w:rFonts w:ascii="メイリオ" w:eastAsia="メイリオ" w:hAnsi="メイリオ" w:hint="eastAsia"/>
-        </w:rPr>
-        <w:t>研究実施に係る中期目標（例えば，中間発表までの計画など）．</w:t>
+          <w:b/>
+        </w:rPr>
+      </w:pPr>
+      <w:r>
+        <w:rPr>
+          <w:rFonts w:ascii="メイリオ" w:eastAsia="メイリオ" w:hAnsi="メイリオ" w:hint="eastAsia"/>
+          <w:b/>
+        </w:rPr>
+        <w:t>・</w:t>
+      </w:r>
+      <w:r>
+        <w:rPr>
+          <w:rFonts w:ascii="メイリオ" w:eastAsia="メイリオ" w:hAnsi="メイリオ" w:hint="eastAsia"/>
+          <w:b/>
+        </w:rPr>
+        <w:t>上記項目以外取り組めなかったため無し</w:t>
       </w:r>
     </w:p>
     <w:p>
@@ -443,19 +437,172 @@
         <w:jc w:val="left"/>
         <w:rPr>
           <w:rFonts w:ascii="メイリオ" w:eastAsia="メイリオ" w:hAnsi="メイリオ"/>
-        </w:rPr>
-      </w:pPr>
-      <w:r>
-        <w:rPr>
-          <w:rFonts w:ascii="メイリオ" w:eastAsia="メイリオ" w:hAnsi="メイリオ" w:hint="eastAsia"/>
+          <w:b/>
+        </w:rPr>
+      </w:pPr>
+      <w:r>
+        <w:rPr>
+          <w:rFonts w:ascii="メイリオ" w:eastAsia="メイリオ" w:hAnsi="メイリオ" w:hint="eastAsia"/>
+          <w:b/>
+        </w:rPr>
+        <w:t>【A】</w:t>
+      </w:r>
+      <w:r>
+        <w:rPr>
+          <w:rFonts w:ascii="メイリオ" w:eastAsia="メイリオ" w:hAnsi="メイリオ" w:hint="eastAsia"/>
+        </w:rPr>
+        <w:t>Asses</w:t>
+      </w:r>
+      <w:r>
+        <w:rPr>
+          <w:rFonts w:ascii="メイリオ" w:eastAsia="メイリオ" w:hAnsi="メイリオ"/>
+        </w:rPr>
+        <w:t>s</w:t>
+      </w:r>
+      <w:r>
+        <w:rPr>
+          <w:rFonts w:ascii="メイリオ" w:eastAsia="メイリオ" w:hAnsi="メイリオ" w:hint="eastAsia"/>
+        </w:rPr>
+        <w:t>ment</w:t>
+      </w:r>
+      <w:r>
+        <w:rPr>
+          <w:rFonts w:ascii="メイリオ" w:eastAsia="メイリオ" w:hAnsi="メイリオ"/>
+        </w:rPr>
+        <w:t xml:space="preserve">: </w:t>
+      </w:r>
+      <w:r>
+        <w:rPr>
+          <w:rFonts w:ascii="メイリオ" w:eastAsia="メイリオ" w:hAnsi="メイリオ" w:hint="eastAsia"/>
+        </w:rPr>
+        <w:t>OとSの内容に基づき，分析や解釈を行った評価．</w:t>
+      </w:r>
+      <w:r>
+        <w:rPr>
+          <w:rFonts w:ascii="メイリオ" w:eastAsia="メイリオ" w:hAnsi="メイリオ" w:hint="eastAsia"/>
+        </w:rPr>
+        <w:t>行った評価</w:t>
+      </w:r>
+      <w:r>
+        <w:rPr>
+          <w:rFonts w:ascii="メイリオ" w:eastAsia="メイリオ" w:hAnsi="メイリオ" w:hint="eastAsia"/>
+        </w:rPr>
+        <w:t>に基づいた</w:t>
+      </w:r>
+      <w:r>
+        <w:rPr>
+          <w:rFonts w:ascii="メイリオ" w:eastAsia="メイリオ" w:hAnsi="メイリオ" w:hint="eastAsia"/>
+        </w:rPr>
+        <w:t>課題の整理</w:t>
+      </w:r>
+      <w:r>
+        <w:rPr>
+          <w:rFonts w:ascii="メイリオ" w:eastAsia="メイリオ" w:hAnsi="メイリオ" w:hint="eastAsia"/>
+        </w:rPr>
+        <w:t>．</w:t>
+      </w:r>
+    </w:p>
+    <w:p>
+      <w:pPr>
+        <w:snapToGrid w:val="0"/>
+        <w:jc w:val="left"/>
+        <w:rPr>
+          <w:rFonts w:ascii="メイリオ" w:eastAsia="メイリオ" w:hAnsi="メイリオ"/>
+          <w:b/>
+        </w:rPr>
+      </w:pPr>
+      <w:r>
+        <w:rPr>
+          <w:rFonts w:ascii="メイリオ" w:eastAsia="メイリオ" w:hAnsi="メイリオ" w:hint="eastAsia"/>
+          <w:b/>
         </w:rPr>
         <w:t>・</w:t>
       </w:r>
       <w:r>
         <w:rPr>
           <w:rFonts w:ascii="メイリオ" w:eastAsia="メイリオ" w:hAnsi="メイリオ" w:hint="eastAsia"/>
-        </w:rPr>
-        <w:t>Sで書いた内容について検討中</w:t>
+          <w:b/>
+        </w:rPr>
+        <w:t>上記項目以外取り組めなかったため無し</w:t>
+      </w:r>
+    </w:p>
+    <w:p>
+      <w:pPr>
+        <w:snapToGrid w:val="0"/>
+        <w:jc w:val="left"/>
+        <w:rPr>
+          <w:rFonts w:ascii="メイリオ" w:eastAsia="メイリオ" w:hAnsi="メイリオ"/>
+        </w:rPr>
+      </w:pPr>
+      <w:r>
+        <w:rPr>
+          <w:rFonts w:ascii="メイリオ" w:eastAsia="メイリオ" w:hAnsi="メイリオ" w:hint="eastAsia"/>
+          <w:b/>
+        </w:rPr>
+        <w:t>【P】</w:t>
+      </w:r>
+      <w:r>
+        <w:rPr>
+          <w:rFonts w:ascii="メイリオ" w:eastAsia="メイリオ" w:hAnsi="メイリオ" w:hint="eastAsia"/>
+        </w:rPr>
+        <w:t>P</w:t>
+      </w:r>
+      <w:r>
+        <w:rPr>
+          <w:rFonts w:ascii="メイリオ" w:eastAsia="メイリオ" w:hAnsi="メイリオ"/>
+        </w:rPr>
+        <w:t>lan</w:t>
+      </w:r>
+      <w:r>
+        <w:rPr>
+          <w:rFonts w:ascii="メイリオ" w:eastAsia="メイリオ" w:hAnsi="メイリオ"/>
+        </w:rPr>
+        <w:t>:</w:t>
+      </w:r>
+      <w:r>
+        <w:rPr>
+          <w:rFonts w:ascii="メイリオ" w:eastAsia="メイリオ" w:hAnsi="メイリオ" w:hint="eastAsia"/>
+        </w:rPr>
+        <w:t xml:space="preserve"> </w:t>
+      </w:r>
+      <w:r>
+        <w:rPr>
+          <w:rFonts w:ascii="メイリオ" w:eastAsia="メイリオ" w:hAnsi="メイリオ" w:hint="eastAsia"/>
+        </w:rPr>
+        <w:t>整理した課題に対する短期目標．</w:t>
+      </w:r>
+      <w:r>
+        <w:rPr>
+          <w:rFonts w:ascii="メイリオ" w:eastAsia="メイリオ" w:hAnsi="メイリオ" w:hint="eastAsia"/>
+        </w:rPr>
+        <w:t>研究実施に係る中期目標（例えば，中間発表までの計画など）．</w:t>
+      </w:r>
+    </w:p>
+    <w:p>
+      <w:pPr>
+        <w:snapToGrid w:val="0"/>
+        <w:jc w:val="left"/>
+        <w:rPr>
+          <w:rFonts w:ascii="メイリオ" w:eastAsia="メイリオ" w:hAnsi="メイリオ"/>
+        </w:rPr>
+      </w:pPr>
+      <w:r>
+        <w:rPr>
+          <w:rFonts w:ascii="メイリオ" w:eastAsia="メイリオ" w:hAnsi="メイリオ" w:hint="eastAsia"/>
+        </w:rPr>
+        <w:t>・</w:t>
+      </w:r>
+      <w:r>
+        <w:rPr>
+          <w:rFonts w:ascii="メイリオ" w:eastAsia="メイリオ" w:hAnsi="メイリオ" w:hint="eastAsia"/>
+        </w:rPr>
+        <w:t>Sで書いた内容について</w:t>
+      </w:r>
+      <w:r>
+        <w:rPr>
+          <w:rFonts w:ascii="メイリオ" w:eastAsia="メイリオ" w:hAnsi="メイリオ" w:hint="eastAsia"/>
+        </w:rPr>
+        <w:t>検討中．研究計画について教授と話す．</w:t>
       </w:r>
     </w:p>
     <w:sectPr>
@@ -1714,7 +1861,6 @@
   <w:style w:type="character" w:default="1" w:styleId="a0">
     <w:name w:val="Default Paragraph Font"/>
     <w:uiPriority w:val="1"/>
-    <w:semiHidden/>
     <w:unhideWhenUsed/>
   </w:style>
   <w:style w:type="table" w:default="1" w:styleId="a1">
